--- a/PLAN/historia_es.docx
+++ b/PLAN/historia_es.docx
@@ -84,6 +84,14 @@
       </w:pPr>
       <w:r>
         <w:t xml:space="preserve">Una idea recurrente del curso es que todo es un bucle, con un principio y un final, como la propia vida. Aprender a trabajar con la IA nos introduce dentro de ese ciclo, en vez de dejarnos fuera de él observando cómo ocurre.</w:t>
+      </w:r>
+    </w:p>
+    <w:p>
+      <w:pPr>
+        <w:spacing w:after="120"/>
+      </w:pPr>
+      <w:r>
+        <w:t xml:space="preserve">El bucle, utilizado una y otra vez, sirve para iterar sobre una idea, proyecto o script para perfeccionarlo poco a poco: planificación, diseño, prueba, depuración, modificación de la planificación anterior, nuevo diseño...</w:t>
       </w:r>
     </w:p>
     <w:p>
